--- a/Research_Archive/WS1/docx/SIC_WS1-v1.0_Sector07_EdTech.docx
+++ b/Research_Archive/WS1/docx/SIC_WS1-v1.0_Sector07_EdTech.docx
@@ -506,7 +506,7 @@
     </w:p>
     <w:bookmarkEnd w:id="21"/>
     <w:bookmarkEnd w:id="22"/>
-    <w:bookmarkStart w:id="42" w:name="sector-7-edtech"/>
+    <w:bookmarkStart w:id="48" w:name="sector-7-edtech"/>
     <w:p>
       <w:pPr>
         <w:pStyle w:val="Heading1"/>
@@ -515,7 +515,7 @@
         <w:t xml:space="preserve">Sector 7 — EdTech</w:t>
       </w:r>
     </w:p>
-    <w:bookmarkStart w:id="28" w:name="part-1-market-structure-and-size"/>
+    <w:bookmarkStart w:id="34" w:name="part-1-market-structure-and-size"/>
     <w:p>
       <w:pPr>
         <w:pStyle w:val="Heading2"/>
@@ -805,10 +805,66 @@
     </w:p>
     <w:p>
       <w:pPr>
-        <w:numPr>
-          <w:ilvl w:val="0"/>
-          <w:numId w:val="1002"/>
-        </w:numPr>
+        <w:pStyle w:val="CaptionedFigure"/>
+      </w:pPr>
+      <w:r>
+        <w:drawing>
+          <wp:inline>
+            <wp:extent cx="5334000" cy="2853069"/>
+            <wp:effectExtent b="0" l="0" r="0" t="0"/>
+            <wp:docPr descr="Figure 1. Rising Academies’ scale is real, but multi-country — not Sierra Leone-specific" title="" id="27" name="Picture"/>
+            <a:graphic>
+              <a:graphicData uri="http://schemas.openxmlformats.org/drawingml/2006/picture">
+                <pic:pic>
+                  <pic:nvPicPr>
+                    <pic:cNvPr descr="/home/user/felei/Research_Archive/WS1/docx/figures/s7_fig2_rising_academies_scale.png" id="28" name="Picture"/>
+                    <pic:cNvPicPr>
+                      <a:picLocks noChangeArrowheads="1" noChangeAspect="1"/>
+                    </pic:cNvPicPr>
+                  </pic:nvPicPr>
+                  <pic:blipFill>
+                    <a:blip r:embed="rId26"/>
+                    <a:stretch>
+                      <a:fillRect/>
+                    </a:stretch>
+                  </pic:blipFill>
+                  <pic:spPr bwMode="auto">
+                    <a:xfrm>
+                      <a:off x="0" y="0"/>
+                      <a:ext cx="5334000" cy="2853069"/>
+                    </a:xfrm>
+                    <a:prstGeom prst="rect">
+                      <a:avLst/>
+                    </a:prstGeom>
+                    <a:noFill/>
+                    <a:ln w="9525">
+                      <a:noFill/>
+                      <a:headEnd/>
+                      <a:tailEnd/>
+                    </a:ln>
+                  </pic:spPr>
+                </pic:pic>
+              </a:graphicData>
+            </a:graphic>
+          </wp:inline>
+        </w:drawing>
+      </w:r>
+    </w:p>
+    <w:p>
+      <w:pPr>
+        <w:pStyle w:val="ImageCaption"/>
+      </w:pPr>
+      <w:r>
+        <w:t xml:space="preserve">Figure 1. Rising Academies’ scale is real, but multi-country — not Sierra Leone-specific</w:t>
+      </w:r>
+    </w:p>
+    <w:p>
+      <w:pPr>
+        <w:numPr>
+          <w:ilvl w:val="0"/>
+          <w:numId w:val="1003"/>
+        </w:numPr>
+        <w:pStyle w:val="Compact"/>
       </w:pPr>
       <w:r>
         <w:rPr>
@@ -822,6 +878,118 @@
       <w:pPr>
         <w:numPr>
           <w:ilvl w:val="1"/>
+          <w:numId w:val="1004"/>
+        </w:numPr>
+        <w:pStyle w:val="Compact"/>
+      </w:pPr>
+      <w:r>
+        <w:rPr>
+          <w:bCs/>
+          <w:b/>
+        </w:rPr>
+        <w:t xml:space="preserve">uLesson</w:t>
+      </w:r>
+      <w:r>
+        <w:t xml:space="preserve"> </w:t>
+      </w:r>
+      <w:r>
+        <w:t xml:space="preserve">— a Nigeria-founded interactive video-tutoring platform, confirmed serving students in</w:t>
+      </w:r>
+      <w:r>
+        <w:t xml:space="preserve"> </w:t>
+      </w:r>
+      <w:r>
+        <w:rPr>
+          <w:bCs/>
+          <w:b/>
+        </w:rPr>
+        <w:t xml:space="preserve">Nigeria, Ghana, Sierra Leone, Liberia and The Gambia</w:t>
+      </w:r>
+      <w:r>
+        <w:t xml:space="preserve">, accessible via Android or Windows for fees as low as</w:t>
+      </w:r>
+      <w:r>
+        <w:t xml:space="preserve"> </w:t>
+      </w:r>
+      <w:r>
+        <w:rPr>
+          <w:bCs/>
+          <w:b/>
+        </w:rPr>
+        <w:t xml:space="preserve">US$6/month.</w:t>
+      </w:r>
+      <w:r>
+        <w:t xml:space="preserve"> </w:t>
+      </w:r>
+      <w:r>
+        <w:t xml:space="preserve">[via search] —</w:t>
+      </w:r>
+      <w:r>
+        <w:t xml:space="preserve"> </w:t>
+      </w:r>
+      <w:r>
+        <w:rPr>
+          <w:bCs/>
+          <w:b/>
+        </w:rPr>
+        <w:t xml:space="preserve">†, source not independently opened</w:t>
+      </w:r>
+      <w:r>
+        <w:t xml:space="preserve">.</w:t>
+      </w:r>
+    </w:p>
+    <w:p>
+      <w:pPr>
+        <w:numPr>
+          <w:ilvl w:val="1"/>
+          <w:numId w:val="1004"/>
+        </w:numPr>
+        <w:pStyle w:val="Compact"/>
+      </w:pPr>
+      <w:r>
+        <w:rPr>
+          <w:bCs/>
+          <w:b/>
+        </w:rPr>
+        <w:t xml:space="preserve">Muallemi</w:t>
+      </w:r>
+      <w:r>
+        <w:t xml:space="preserve"> </w:t>
+      </w:r>
+      <w:r>
+        <w:t xml:space="preserve">— a smaller, pilot-stage edtech startup providing affordable, personalised tutoring in maths and science, currently supporting</w:t>
+      </w:r>
+      <w:r>
+        <w:t xml:space="preserve"> </w:t>
+      </w:r>
+      <w:r>
+        <w:rPr>
+          <w:bCs/>
+          <w:b/>
+        </w:rPr>
+        <w:t xml:space="preserve">more than 350 students at the Lamin and Kadie Bah Academy in Makeni</w:t>
+      </w:r>
+      <w:r>
+        <w:t xml:space="preserve">, alongside transition programmes, leadership development, mentorship and university-readiness support. [via search] —</w:t>
+      </w:r>
+      <w:r>
+        <w:t xml:space="preserve"> </w:t>
+      </w:r>
+      <w:r>
+        <w:rPr>
+          <w:bCs/>
+          <w:b/>
+        </w:rPr>
+        <w:t xml:space="preserve">†, not opened</w:t>
+      </w:r>
+      <w:r>
+        <w:t xml:space="preserve">.</w:t>
+      </w:r>
+    </w:p>
+    <w:p>
+      <w:pPr>
+        <w:numPr>
+          <w:ilvl w:val="0"/>
           <w:numId w:val="1003"/>
         </w:numPr>
         <w:pStyle w:val="Compact"/>
@@ -831,117 +999,6 @@
           <w:bCs/>
           <w:b/>
         </w:rPr>
-        <w:t xml:space="preserve">uLesson</w:t>
-      </w:r>
-      <w:r>
-        <w:t xml:space="preserve"> </w:t>
-      </w:r>
-      <w:r>
-        <w:t xml:space="preserve">— a Nigeria-founded interactive video-tutoring platform, confirmed serving students in</w:t>
-      </w:r>
-      <w:r>
-        <w:t xml:space="preserve"> </w:t>
-      </w:r>
-      <w:r>
-        <w:rPr>
-          <w:bCs/>
-          <w:b/>
-        </w:rPr>
-        <w:t xml:space="preserve">Nigeria, Ghana, Sierra Leone, Liberia and The Gambia</w:t>
-      </w:r>
-      <w:r>
-        <w:t xml:space="preserve">, accessible via Android or Windows for fees as low as</w:t>
-      </w:r>
-      <w:r>
-        <w:t xml:space="preserve"> </w:t>
-      </w:r>
-      <w:r>
-        <w:rPr>
-          <w:bCs/>
-          <w:b/>
-        </w:rPr>
-        <w:t xml:space="preserve">US$6/month.</w:t>
-      </w:r>
-      <w:r>
-        <w:t xml:space="preserve"> </w:t>
-      </w:r>
-      <w:r>
-        <w:t xml:space="preserve">[via search] —</w:t>
-      </w:r>
-      <w:r>
-        <w:t xml:space="preserve"> </w:t>
-      </w:r>
-      <w:r>
-        <w:rPr>
-          <w:bCs/>
-          <w:b/>
-        </w:rPr>
-        <w:t xml:space="preserve">†, source not independently opened</w:t>
-      </w:r>
-      <w:r>
-        <w:t xml:space="preserve">.</w:t>
-      </w:r>
-    </w:p>
-    <w:p>
-      <w:pPr>
-        <w:numPr>
-          <w:ilvl w:val="1"/>
-          <w:numId w:val="1003"/>
-        </w:numPr>
-        <w:pStyle w:val="Compact"/>
-      </w:pPr>
-      <w:r>
-        <w:rPr>
-          <w:bCs/>
-          <w:b/>
-        </w:rPr>
-        <w:t xml:space="preserve">Muallemi</w:t>
-      </w:r>
-      <w:r>
-        <w:t xml:space="preserve"> </w:t>
-      </w:r>
-      <w:r>
-        <w:t xml:space="preserve">— a smaller, pilot-stage edtech startup providing affordable, personalised tutoring in maths and science, currently supporting</w:t>
-      </w:r>
-      <w:r>
-        <w:t xml:space="preserve"> </w:t>
-      </w:r>
-      <w:r>
-        <w:rPr>
-          <w:bCs/>
-          <w:b/>
-        </w:rPr>
-        <w:t xml:space="preserve">more than 350 students at the Lamin and Kadie Bah Academy in Makeni</w:t>
-      </w:r>
-      <w:r>
-        <w:t xml:space="preserve">, alongside transition programmes, leadership development, mentorship and university-readiness support. [via search] —</w:t>
-      </w:r>
-      <w:r>
-        <w:t xml:space="preserve"> </w:t>
-      </w:r>
-      <w:r>
-        <w:rPr>
-          <w:bCs/>
-          <w:b/>
-        </w:rPr>
-        <w:t xml:space="preserve">†, not opened</w:t>
-      </w:r>
-      <w:r>
-        <w:t xml:space="preserve">.</w:t>
-      </w:r>
-    </w:p>
-    <w:p>
-      <w:pPr>
-        <w:numPr>
-          <w:ilvl w:val="0"/>
-          <w:numId w:val="1002"/>
-        </w:numPr>
-      </w:pPr>
-      <w:r>
-        <w:rPr>
-          <w:bCs/>
-          <w:b/>
-        </w:rPr>
         <w:t xml:space="preserve">Literacy rate:</w:t>
       </w:r>
       <w:r>
@@ -976,7 +1033,7 @@
       <w:r>
         <w:t xml:space="preserve"> </w:t>
       </w:r>
-      <w:hyperlink r:id="rId26">
+      <w:hyperlink r:id="rId29">
         <w:r>
           <w:rPr>
             <w:rStyle w:val="Hyperlink"/>
@@ -1006,10 +1063,66 @@
     </w:p>
     <w:p>
       <w:pPr>
-        <w:numPr>
-          <w:ilvl w:val="0"/>
-          <w:numId w:val="1002"/>
-        </w:numPr>
+        <w:pStyle w:val="CaptionedFigure"/>
+      </w:pPr>
+      <w:r>
+        <w:drawing>
+          <wp:inline>
+            <wp:extent cx="5334000" cy="3171567"/>
+            <wp:effectExtent b="0" l="0" r="0" t="0"/>
+            <wp:docPr descr="Figure 2. Literacy rose 16 points in under a decade" title="" id="31" name="Picture"/>
+            <a:graphic>
+              <a:graphicData uri="http://schemas.openxmlformats.org/drawingml/2006/picture">
+                <pic:pic>
+                  <pic:nvPicPr>
+                    <pic:cNvPr descr="/home/user/felei/Research_Archive/WS1/docx/figures/s7_fig1_literacy.png" id="32" name="Picture"/>
+                    <pic:cNvPicPr>
+                      <a:picLocks noChangeArrowheads="1" noChangeAspect="1"/>
+                    </pic:cNvPicPr>
+                  </pic:nvPicPr>
+                  <pic:blipFill>
+                    <a:blip r:embed="rId30"/>
+                    <a:stretch>
+                      <a:fillRect/>
+                    </a:stretch>
+                  </pic:blipFill>
+                  <pic:spPr bwMode="auto">
+                    <a:xfrm>
+                      <a:off x="0" y="0"/>
+                      <a:ext cx="5334000" cy="3171567"/>
+                    </a:xfrm>
+                    <a:prstGeom prst="rect">
+                      <a:avLst/>
+                    </a:prstGeom>
+                    <a:noFill/>
+                    <a:ln w="9525">
+                      <a:noFill/>
+                      <a:headEnd/>
+                      <a:tailEnd/>
+                    </a:ln>
+                  </pic:spPr>
+                </pic:pic>
+              </a:graphicData>
+            </a:graphic>
+          </wp:inline>
+        </w:drawing>
+      </w:r>
+    </w:p>
+    <w:p>
+      <w:pPr>
+        <w:pStyle w:val="ImageCaption"/>
+      </w:pPr>
+      <w:r>
+        <w:t xml:space="preserve">Figure 2. Literacy rose 16 points in under a decade</w:t>
+      </w:r>
+    </w:p>
+    <w:p>
+      <w:pPr>
+        <w:numPr>
+          <w:ilvl w:val="0"/>
+          <w:numId w:val="1005"/>
+        </w:numPr>
+        <w:pStyle w:val="Compact"/>
       </w:pPr>
       <w:r>
         <w:rPr>
@@ -1072,7 +1185,7 @@
       <w:r>
         <w:t xml:space="preserve"> </w:t>
       </w:r>
-      <w:hyperlink r:id="rId27">
+      <w:hyperlink r:id="rId33">
         <w:r>
           <w:rPr>
             <w:rStyle w:val="Hyperlink"/>
@@ -1100,8 +1213,8 @@
         <w:t xml:space="preserve">.</w:t>
       </w:r>
     </w:p>
-    <w:bookmarkEnd w:id="28"/>
-    <w:bookmarkStart w:id="30" w:name="part-2-the-structural-problem"/>
+    <w:bookmarkEnd w:id="34"/>
+    <w:bookmarkStart w:id="36" w:name="part-2-the-structural-problem"/>
     <w:p>
       <w:pPr>
         <w:pStyle w:val="Heading2"/>
@@ -1114,7 +1227,7 @@
       <w:pPr>
         <w:numPr>
           <w:ilvl w:val="0"/>
-          <w:numId w:val="1004"/>
+          <w:numId w:val="1006"/>
         </w:numPr>
       </w:pPr>
       <w:r>
@@ -1183,7 +1296,7 @@
       <w:pPr>
         <w:numPr>
           <w:ilvl w:val="0"/>
-          <w:numId w:val="1004"/>
+          <w:numId w:val="1006"/>
         </w:numPr>
       </w:pPr>
       <w:r>
@@ -1230,7 +1343,7 @@
       <w:pPr>
         <w:numPr>
           <w:ilvl w:val="0"/>
-          <w:numId w:val="1004"/>
+          <w:numId w:val="1006"/>
         </w:numPr>
       </w:pPr>
       <w:r>
@@ -1265,7 +1378,7 @@
       <w:r>
         <w:t xml:space="preserve"> </w:t>
       </w:r>
-      <w:hyperlink r:id="rId29">
+      <w:hyperlink r:id="rId35">
         <w:r>
           <w:rPr>
             <w:rStyle w:val="Hyperlink"/>
@@ -1297,7 +1410,7 @@
       <w:pPr>
         <w:numPr>
           <w:ilvl w:val="0"/>
-          <w:numId w:val="1004"/>
+          <w:numId w:val="1006"/>
         </w:numPr>
       </w:pPr>
       <w:r>
@@ -1340,8 +1453,8 @@
         <w:t xml:space="preserve">Regional proxy, not Sierra Leone-isolated.</w:t>
       </w:r>
     </w:p>
-    <w:bookmarkEnd w:id="30"/>
-    <w:bookmarkStart w:id="33" w:name="part-3-is-this-sector-investable-now"/>
+    <w:bookmarkEnd w:id="36"/>
+    <w:bookmarkStart w:id="39" w:name="part-3-is-this-sector-investable-now"/>
     <w:p>
       <w:pPr>
         <w:pStyle w:val="Heading2"/>
@@ -1354,7 +1467,7 @@
       <w:pPr>
         <w:numPr>
           <w:ilvl w:val="0"/>
-          <w:numId w:val="1005"/>
+          <w:numId w:val="1007"/>
         </w:numPr>
       </w:pPr>
       <w:r>
@@ -1396,7 +1509,7 @@
       <w:r>
         <w:t xml:space="preserve"> </w:t>
       </w:r>
-      <w:hyperlink r:id="rId31">
+      <w:hyperlink r:id="rId37">
         <w:r>
           <w:rPr>
             <w:rStyle w:val="Hyperlink"/>
@@ -1425,7 +1538,7 @@
       <w:pPr>
         <w:numPr>
           <w:ilvl w:val="0"/>
-          <w:numId w:val="1005"/>
+          <w:numId w:val="1007"/>
         </w:numPr>
       </w:pPr>
       <w:r>
@@ -1519,7 +1632,7 @@
       <w:pPr>
         <w:numPr>
           <w:ilvl w:val="0"/>
-          <w:numId w:val="1005"/>
+          <w:numId w:val="1007"/>
         </w:numPr>
       </w:pPr>
       <w:r>
@@ -1556,7 +1669,7 @@
       <w:pPr>
         <w:numPr>
           <w:ilvl w:val="0"/>
-          <w:numId w:val="1005"/>
+          <w:numId w:val="1007"/>
         </w:numPr>
       </w:pPr>
       <w:r>
@@ -1590,7 +1703,7 @@
       <w:pPr>
         <w:numPr>
           <w:ilvl w:val="0"/>
-          <w:numId w:val="1005"/>
+          <w:numId w:val="1007"/>
         </w:numPr>
       </w:pPr>
       <w:r>
@@ -1627,7 +1740,7 @@
       <w:pPr>
         <w:numPr>
           <w:ilvl w:val="0"/>
-          <w:numId w:val="1005"/>
+          <w:numId w:val="1007"/>
         </w:numPr>
       </w:pPr>
       <w:r>
@@ -1714,7 +1827,7 @@
       <w:r>
         <w:t xml:space="preserve"> </w:t>
       </w:r>
-      <w:hyperlink r:id="rId32">
+      <w:hyperlink r:id="rId38">
         <w:r>
           <w:rPr>
             <w:rStyle w:val="Hyperlink"/>
@@ -1760,8 +1873,8 @@
         <w:t xml:space="preserve">event for a comparable pan-African EdTech platform, and it illustrates that even the region’s highest-reach platform did not achieve a traditional cash exit.</w:t>
       </w:r>
     </w:p>
-    <w:bookmarkEnd w:id="33"/>
-    <w:bookmarkStart w:id="34" w:name="part-4-capital-and-instrument-fit"/>
+    <w:bookmarkEnd w:id="39"/>
+    <w:bookmarkStart w:id="40" w:name="part-4-capital-and-instrument-fit"/>
     <w:p>
       <w:pPr>
         <w:pStyle w:val="Heading2"/>
@@ -1774,7 +1887,7 @@
       <w:pPr>
         <w:numPr>
           <w:ilvl w:val="0"/>
-          <w:numId w:val="1006"/>
+          <w:numId w:val="1008"/>
         </w:numPr>
       </w:pPr>
       <w:r>
@@ -1795,7 +1908,7 @@
       <w:pPr>
         <w:numPr>
           <w:ilvl w:val="0"/>
-          <w:numId w:val="1006"/>
+          <w:numId w:val="1008"/>
         </w:numPr>
       </w:pPr>
       <w:r>
@@ -1832,7 +1945,7 @@
       <w:pPr>
         <w:numPr>
           <w:ilvl w:val="0"/>
-          <w:numId w:val="1006"/>
+          <w:numId w:val="1008"/>
         </w:numPr>
       </w:pPr>
       <w:r>
@@ -1882,7 +1995,7 @@
       <w:pPr>
         <w:numPr>
           <w:ilvl w:val="0"/>
-          <w:numId w:val="1006"/>
+          <w:numId w:val="1008"/>
         </w:numPr>
       </w:pPr>
       <w:r>
@@ -1906,8 +2019,8 @@
         <w:t xml:space="preserve">, consistent with the existing draft.</w:t>
       </w:r>
     </w:p>
-    <w:bookmarkEnd w:id="34"/>
-    <w:bookmarkStart w:id="36" w:name="part-5-employment-and-job-readiness"/>
+    <w:bookmarkEnd w:id="40"/>
+    <w:bookmarkStart w:id="42" w:name="part-5-employment-and-job-readiness"/>
     <w:p>
       <w:pPr>
         <w:pStyle w:val="Heading2"/>
@@ -1920,7 +2033,7 @@
       <w:pPr>
         <w:numPr>
           <w:ilvl w:val="0"/>
-          <w:numId w:val="1007"/>
+          <w:numId w:val="1009"/>
         </w:numPr>
       </w:pPr>
       <w:r>
@@ -1976,7 +2089,7 @@
       <w:r>
         <w:t xml:space="preserve"> </w:t>
       </w:r>
-      <w:hyperlink r:id="rId35">
+      <w:hyperlink r:id="rId41">
         <w:r>
           <w:rPr>
             <w:rStyle w:val="Hyperlink"/>
@@ -2021,7 +2134,7 @@
       <w:pPr>
         <w:numPr>
           <w:ilvl w:val="0"/>
-          <w:numId w:val="1007"/>
+          <w:numId w:val="1009"/>
         </w:numPr>
       </w:pPr>
       <w:r>
@@ -2042,7 +2155,7 @@
       <w:pPr>
         <w:numPr>
           <w:ilvl w:val="0"/>
-          <w:numId w:val="1007"/>
+          <w:numId w:val="1009"/>
         </w:numPr>
       </w:pPr>
       <w:r>
@@ -2069,8 +2182,8 @@
         <w:t xml:space="preserve">no reliable quantified jobs-created figure specific to EdTech company employment was identified.</w:t>
       </w:r>
     </w:p>
-    <w:bookmarkEnd w:id="36"/>
-    <w:bookmarkStart w:id="37" w:name="X1fb53e779b6e79c585e3690dd6a2948dcd0c556"/>
+    <w:bookmarkEnd w:id="42"/>
+    <w:bookmarkStart w:id="43" w:name="X1fb53e779b6e79c585e3690dd6a2948dcd0c556"/>
     <w:p>
       <w:pPr>
         <w:pStyle w:val="Heading2"/>
@@ -2083,7 +2196,7 @@
       <w:pPr>
         <w:numPr>
           <w:ilvl w:val="0"/>
-          <w:numId w:val="1008"/>
+          <w:numId w:val="1010"/>
         </w:numPr>
       </w:pPr>
       <w:r>
@@ -2114,7 +2227,7 @@
       <w:pPr>
         <w:numPr>
           <w:ilvl w:val="0"/>
-          <w:numId w:val="1008"/>
+          <w:numId w:val="1010"/>
         </w:numPr>
       </w:pPr>
       <w:r>
@@ -2151,7 +2264,7 @@
       <w:pPr>
         <w:numPr>
           <w:ilvl w:val="0"/>
-          <w:numId w:val="1008"/>
+          <w:numId w:val="1010"/>
         </w:numPr>
       </w:pPr>
       <w:r>
@@ -2168,8 +2281,8 @@
         <w:t xml:space="preserve">Sierra Leone-specific (not merely Ghanaian or pan-African) efficacy evidence for flagship products like Rori; clarity on FQSE’s medium-term fiscal sustainability given the debt/IMF-target risk flagged in Part 2; and a larger household private-pay base than currently exists — uLesson’s $6/month price point remains the only evidenced data point on what households will actually pay.</w:t>
       </w:r>
     </w:p>
-    <w:bookmarkEnd w:id="37"/>
-    <w:bookmarkStart w:id="38" w:name="part-7-enabling-environment"/>
+    <w:bookmarkEnd w:id="43"/>
+    <w:bookmarkStart w:id="44" w:name="part-7-enabling-environment"/>
     <w:p>
       <w:pPr>
         <w:pStyle w:val="Heading2"/>
@@ -2182,7 +2295,7 @@
       <w:pPr>
         <w:numPr>
           <w:ilvl w:val="0"/>
-          <w:numId w:val="1009"/>
+          <w:numId w:val="1011"/>
         </w:numPr>
       </w:pPr>
       <w:r>
@@ -2276,7 +2389,7 @@
       <w:pPr>
         <w:numPr>
           <w:ilvl w:val="0"/>
-          <w:numId w:val="1009"/>
+          <w:numId w:val="1011"/>
         </w:numPr>
       </w:pPr>
       <w:r>
@@ -2297,7 +2410,7 @@
       <w:pPr>
         <w:numPr>
           <w:ilvl w:val="0"/>
-          <w:numId w:val="1009"/>
+          <w:numId w:val="1011"/>
         </w:numPr>
       </w:pPr>
       <w:r>
@@ -2407,7 +2520,7 @@
       <w:pPr>
         <w:numPr>
           <w:ilvl w:val="0"/>
-          <w:numId w:val="1009"/>
+          <w:numId w:val="1011"/>
         </w:numPr>
       </w:pPr>
       <w:r>
@@ -2440,8 +2553,8 @@
         <w:t xml:space="preserve">— it was not clearly corroborated as a funder of FQSE specifically.</w:t>
       </w:r>
     </w:p>
-    <w:bookmarkEnd w:id="38"/>
-    <w:bookmarkStart w:id="39" w:name="part-8-comparative-evidence"/>
+    <w:bookmarkEnd w:id="44"/>
+    <w:bookmarkStart w:id="45" w:name="part-8-comparative-evidence"/>
     <w:p>
       <w:pPr>
         <w:pStyle w:val="Heading2"/>
@@ -2454,7 +2567,7 @@
       <w:pPr>
         <w:numPr>
           <w:ilvl w:val="0"/>
-          <w:numId w:val="1010"/>
+          <w:numId w:val="1012"/>
         </w:numPr>
       </w:pPr>
       <w:r>
@@ -2511,7 +2624,7 @@
       <w:pPr>
         <w:numPr>
           <w:ilvl w:val="0"/>
-          <w:numId w:val="1010"/>
+          <w:numId w:val="1012"/>
         </w:numPr>
       </w:pPr>
       <w:r>
@@ -2566,7 +2679,7 @@
       <w:pPr>
         <w:numPr>
           <w:ilvl w:val="0"/>
-          <w:numId w:val="1010"/>
+          <w:numId w:val="1012"/>
         </w:numPr>
       </w:pPr>
       <w:r>
@@ -2702,8 +2815,8 @@
         </w:pict>
       </w:r>
     </w:p>
-    <w:bookmarkEnd w:id="39"/>
-    <w:bookmarkStart w:id="40" w:name="X8ffc0814bf06bc0cb65d9e9e00984e3aa907911"/>
+    <w:bookmarkEnd w:id="45"/>
+    <w:bookmarkStart w:id="46" w:name="X8ffc0814bf06bc0cb65d9e9e00984e3aa907911"/>
     <w:p>
       <w:pPr>
         <w:pStyle w:val="Heading2"/>
@@ -2716,7 +2829,7 @@
       <w:pPr>
         <w:numPr>
           <w:ilvl w:val="0"/>
-          <w:numId w:val="1011"/>
+          <w:numId w:val="1013"/>
         </w:numPr>
         <w:pStyle w:val="Compact"/>
       </w:pPr>
@@ -2756,7 +2869,7 @@
       <w:pPr>
         <w:numPr>
           <w:ilvl w:val="0"/>
-          <w:numId w:val="1011"/>
+          <w:numId w:val="1013"/>
         </w:numPr>
         <w:pStyle w:val="Compact"/>
       </w:pPr>
@@ -2794,7 +2907,7 @@
       <w:pPr>
         <w:numPr>
           <w:ilvl w:val="0"/>
-          <w:numId w:val="1011"/>
+          <w:numId w:val="1013"/>
         </w:numPr>
         <w:pStyle w:val="Compact"/>
       </w:pPr>
@@ -2816,7 +2929,7 @@
       <w:pPr>
         <w:numPr>
           <w:ilvl w:val="0"/>
-          <w:numId w:val="1011"/>
+          <w:numId w:val="1013"/>
         </w:numPr>
         <w:pStyle w:val="Compact"/>
       </w:pPr>
@@ -2868,7 +2981,7 @@
       <w:pPr>
         <w:numPr>
           <w:ilvl w:val="0"/>
-          <w:numId w:val="1011"/>
+          <w:numId w:val="1013"/>
         </w:numPr>
         <w:pStyle w:val="Compact"/>
       </w:pPr>
@@ -2902,7 +3015,7 @@
       <w:pPr>
         <w:numPr>
           <w:ilvl w:val="0"/>
-          <w:numId w:val="1011"/>
+          <w:numId w:val="1013"/>
         </w:numPr>
         <w:pStyle w:val="Compact"/>
       </w:pPr>
@@ -2938,8 +3051,8 @@
         <w:t xml:space="preserve">framing for both sectors understates a real difference in near-term risk.</w:t>
       </w:r>
     </w:p>
-    <w:bookmarkEnd w:id="40"/>
-    <w:bookmarkStart w:id="41" w:name="X8f1fbefe9f4dac178853be51bc61ca13ab6ccfa"/>
+    <w:bookmarkEnd w:id="46"/>
+    <w:bookmarkStart w:id="47" w:name="X8f1fbefe9f4dac178853be51bc61ca13ab6ccfa"/>
     <w:p>
       <w:pPr>
         <w:pStyle w:val="Heading2"/>
@@ -2970,7 +3083,7 @@
       <w:pPr>
         <w:numPr>
           <w:ilvl w:val="0"/>
-          <w:numId w:val="1012"/>
+          <w:numId w:val="1014"/>
         </w:numPr>
         <w:pStyle w:val="Compact"/>
       </w:pPr>
@@ -2982,7 +3095,7 @@
       <w:pPr>
         <w:numPr>
           <w:ilvl w:val="0"/>
-          <w:numId w:val="1012"/>
+          <w:numId w:val="1014"/>
         </w:numPr>
         <w:pStyle w:val="Compact"/>
       </w:pPr>
@@ -2994,7 +3107,7 @@
       <w:pPr>
         <w:numPr>
           <w:ilvl w:val="0"/>
-          <w:numId w:val="1012"/>
+          <w:numId w:val="1014"/>
         </w:numPr>
         <w:pStyle w:val="Compact"/>
       </w:pPr>
@@ -3006,7 +3119,7 @@
       <w:pPr>
         <w:numPr>
           <w:ilvl w:val="0"/>
-          <w:numId w:val="1012"/>
+          <w:numId w:val="1014"/>
         </w:numPr>
         <w:pStyle w:val="Compact"/>
       </w:pPr>
@@ -3018,7 +3131,7 @@
       <w:pPr>
         <w:numPr>
           <w:ilvl w:val="0"/>
-          <w:numId w:val="1012"/>
+          <w:numId w:val="1014"/>
         </w:numPr>
         <w:pStyle w:val="Compact"/>
       </w:pPr>
@@ -3030,7 +3143,7 @@
       <w:pPr>
         <w:numPr>
           <w:ilvl w:val="0"/>
-          <w:numId w:val="1012"/>
+          <w:numId w:val="1014"/>
         </w:numPr>
         <w:pStyle w:val="Compact"/>
       </w:pPr>
@@ -3042,7 +3155,7 @@
       <w:pPr>
         <w:numPr>
           <w:ilvl w:val="0"/>
-          <w:numId w:val="1012"/>
+          <w:numId w:val="1014"/>
         </w:numPr>
         <w:pStyle w:val="Compact"/>
       </w:pPr>
@@ -3050,8 +3163,8 @@
         <w:t xml:space="preserve">Directly verify Eneza Education’s post-merger structure and whether the combined entity retains any Africa-specific investment thesis relevant to future Sierra Leone expansion.</w:t>
       </w:r>
     </w:p>
-    <w:bookmarkEnd w:id="41"/>
-    <w:bookmarkEnd w:id="42"/>
+    <w:bookmarkEnd w:id="47"/>
+    <w:bookmarkEnd w:id="48"/>
     <w:sectPr/>
   </w:body>
 </w:document>
@@ -3329,6 +3442,9 @@
     <w:abstractNumId w:val="991"/>
   </w:num>
   <w:num w:numId="1003">
+    <w:abstractNumId w:val="991"/>
+  </w:num>
+  <w:num w:numId="1004">
     <w:abstractNumId w:val="99411"/>
     <w:lvlOverride w:ilvl="0">
       <w:startOverride w:val="1"/>
@@ -3358,9 +3474,6 @@
       <w:startOverride w:val="1"/>
     </w:lvlOverride>
   </w:num>
-  <w:num w:numId="1004">
-    <w:abstractNumId w:val="991"/>
-  </w:num>
   <w:num w:numId="1005">
     <w:abstractNumId w:val="991"/>
   </w:num>
@@ -3383,6 +3496,12 @@
     <w:abstractNumId w:val="991"/>
   </w:num>
   <w:num w:numId="1012">
+    <w:abstractNumId w:val="991"/>
+  </w:num>
+  <w:num w:numId="1013">
+    <w:abstractNumId w:val="991"/>
+  </w:num>
+  <w:num w:numId="1014">
     <w:abstractNumId w:val="99411"/>
     <w:lvlOverride w:ilvl="0">
       <w:startOverride w:val="1"/>
